--- a/Week2/Week2_Monday_1307.docx
+++ b/Week2/Week2_Monday_1307.docx
@@ -304,8 +304,8 @@
         </w:tblCellMar>
       </w:tblPr>
       <w:tblGrid>
-        <w:gridCol w:w="3149"/>
-        <w:gridCol w:w="3219"/>
+        <w:gridCol w:w="3148"/>
+        <w:gridCol w:w="3220"/>
         <w:gridCol w:w="3208"/>
       </w:tblGrid>
       <w:tr>
@@ -314,7 +314,7 @@
         </w:trPr>
         <w:tc>
           <w:tcPr>
-            <w:tcW w:w="3149" w:type="dxa"/>
+            <w:tcW w:w="3148" w:type="dxa"/>
             <w:tcBorders/>
           </w:tcPr>
           <w:p>
@@ -332,7 +332,7 @@
         </w:tc>
         <w:tc>
           <w:tcPr>
-            <w:tcW w:w="3219" w:type="dxa"/>
+            <w:tcW w:w="3220" w:type="dxa"/>
             <w:tcBorders/>
           </w:tcPr>
           <w:p>
@@ -371,7 +371,7 @@
         <w:trPr/>
         <w:tc>
           <w:tcPr>
-            <w:tcW w:w="3149" w:type="dxa"/>
+            <w:tcW w:w="3148" w:type="dxa"/>
             <w:tcBorders/>
           </w:tcPr>
           <w:p>
@@ -389,7 +389,7 @@
         </w:tc>
         <w:tc>
           <w:tcPr>
-            <w:tcW w:w="3219" w:type="dxa"/>
+            <w:tcW w:w="3220" w:type="dxa"/>
             <w:tcBorders/>
           </w:tcPr>
           <w:p>
@@ -427,7 +427,11 @@
             </w:r>
             <w:r>
               <w:rPr/>
-              <w:t>Frequently reads, writes</w:t>
+              <w:t xml:space="preserve">Frequently reads, </w:t>
+            </w:r>
+            <w:r>
+              <w:rPr/>
+              <w:t>small data</w:t>
             </w:r>
           </w:p>
         </w:tc>
@@ -436,7 +440,7 @@
         <w:trPr/>
         <w:tc>
           <w:tcPr>
-            <w:tcW w:w="3149" w:type="dxa"/>
+            <w:tcW w:w="3148" w:type="dxa"/>
             <w:tcBorders/>
           </w:tcPr>
           <w:p>
@@ -454,7 +458,7 @@
         </w:tc>
         <w:tc>
           <w:tcPr>
-            <w:tcW w:w="3219" w:type="dxa"/>
+            <w:tcW w:w="3220" w:type="dxa"/>
             <w:tcBorders/>
           </w:tcPr>
           <w:p>
@@ -499,7 +503,7 @@
         </w:trPr>
         <w:tc>
           <w:tcPr>
-            <w:tcW w:w="3149" w:type="dxa"/>
+            <w:tcW w:w="3148" w:type="dxa"/>
             <w:tcBorders/>
           </w:tcPr>
           <w:p>
@@ -517,7 +521,7 @@
         </w:tc>
         <w:tc>
           <w:tcPr>
-            <w:tcW w:w="3219" w:type="dxa"/>
+            <w:tcW w:w="3220" w:type="dxa"/>
             <w:tcBorders/>
           </w:tcPr>
           <w:p>
@@ -564,7 +568,7 @@
         <w:trPr/>
         <w:tc>
           <w:tcPr>
-            <w:tcW w:w="3149" w:type="dxa"/>
+            <w:tcW w:w="3148" w:type="dxa"/>
             <w:tcBorders/>
           </w:tcPr>
           <w:p>
@@ -582,7 +586,7 @@
         </w:tc>
         <w:tc>
           <w:tcPr>
-            <w:tcW w:w="3219" w:type="dxa"/>
+            <w:tcW w:w="3220" w:type="dxa"/>
             <w:tcBorders/>
           </w:tcPr>
           <w:p>
@@ -678,7 +682,11 @@
       </w:pPr>
       <w:r>
         <w:rPr/>
-        <w:t>Generate daily sales summary for dashboard (end-of-day).  - Batch, Group data processed at the end of the day,   - SQL on Warehouse</w:t>
+        <w:t xml:space="preserve">Generate daily sales summary for dashboard (end-of-day).  - Batch, Group data processed at the end of the day,   - SQL, </w:t>
+      </w:r>
+      <w:r>
+        <w:rPr/>
+        <w:t>Spark</w:t>
       </w:r>
     </w:p>
     <w:p>
@@ -701,15 +709,7 @@
       </w:pPr>
       <w:r>
         <w:rPr/>
-        <w:t xml:space="preserve">Detect fraudulent transactions within 5 seconds – Streaming- required low latency, </w:t>
-      </w:r>
-      <w:r>
-        <w:rPr/>
-        <w:t>Spark, streaming ETL</w:t>
-      </w:r>
-      <w:r>
-        <w:rPr/>
-        <w:t xml:space="preserve"> </w:t>
+        <w:t xml:space="preserve">Detect fraudulent transactions within 5 seconds – Streaming- required low latency, Spark, streaming ETL </w:t>
       </w:r>
     </w:p>
     <w:p>
@@ -721,11 +721,7 @@
       </w:pPr>
       <w:r>
         <w:rPr/>
-        <w:t xml:space="preserve">Aggregate hourly user activity for retention metrics – </w:t>
-      </w:r>
-      <w:r>
-        <w:rPr/>
-        <w:t>Batch – since batch hourly – Spark</w:t>
+        <w:t>Aggregate hourly user activity for retention metrics – Batch – since batch hourly – Spark</w:t>
       </w:r>
     </w:p>
     <w:p>
@@ -737,11 +733,19 @@
       </w:pPr>
       <w:r>
         <w:rPr/>
-        <w:t xml:space="preserve">Enrich clickstream events with user profile in near-real-time -  </w:t>
-      </w:r>
-      <w:r>
-        <w:rPr/>
-        <w:t>Streaming -  requires low latency enrichment – Kafka streaming</w:t>
+        <w:t xml:space="preserve">One can do streaming, but then buffer will be very high. </w:t>
+      </w:r>
+    </w:p>
+    <w:p>
+      <w:pPr>
+        <w:pStyle w:val="Normal"/>
+        <w:bidi w:val="0"/>
+        <w:jc w:val="start"/>
+        <w:rPr/>
+      </w:pPr>
+      <w:r>
+        <w:rPr/>
+        <w:t>Enrich clickstream events with user profile in near-real-time -  Streaming -  requires low latency enrichment – Kafka streaming</w:t>
       </w:r>
     </w:p>
     <w:p>
@@ -766,11 +770,7 @@
       <w:bookmarkEnd w:id="4"/>
       <w:r>
         <w:rPr/>
-        <w:t xml:space="preserve">Lab 4: </w:t>
-      </w:r>
-      <w:r>
-        <w:rPr/>
-        <w:t>ETL vs ELT decision for a use case</w:t>
+        <w:t>Lab 4: ETL vs ELT decision for a use case</w:t>
       </w:r>
     </w:p>
     <w:p>
@@ -821,15 +821,7 @@
       </w:pPr>
       <w:r>
         <w:rPr/>
-        <w:t xml:space="preserve">1. </w:t>
-      </w:r>
-      <w:r>
-        <w:rPr/>
-        <w:t xml:space="preserve">Ingest raw CSVs into a data lake </w:t>
-      </w:r>
-      <w:r>
-        <w:rPr/>
-        <w:t>as raw bronze data. Data read from CSV file.</w:t>
+        <w:t>1. Ingest raw CSVs into a data lake as raw bronze data. Data read from CSV file.</w:t>
       </w:r>
     </w:p>
     <w:p>
@@ -924,11 +916,7 @@
       </w:pPr>
       <w:r>
         <w:rPr/>
-        <w:t xml:space="preserve">Ingestion mechanism (e.g., batch file drop, API pull, CDC) - </w:t>
-      </w:r>
-      <w:r>
-        <w:rPr/>
-        <w:t>Ingestion</w:t>
+        <w:t>Ingestion mechanism (e.g., batch file drop, API pull, CDC) - Ingestion</w:t>
       </w:r>
     </w:p>
     <w:p>
@@ -950,11 +938,7 @@
       </w:pPr>
       <w:r>
         <w:rPr/>
-        <w:t xml:space="preserve">Landing/storage zone (raw/bronze/silver/gold)  - </w:t>
-      </w:r>
-      <w:r>
-        <w:rPr/>
-        <w:t xml:space="preserve">Storage </w:t>
+        <w:t xml:space="preserve">Landing/storage zone (raw/bronze/silver/gold)  - Storage </w:t>
       </w:r>
     </w:p>
     <w:p>
@@ -976,11 +960,7 @@
       </w:pPr>
       <w:r>
         <w:rPr/>
-        <w:t xml:space="preserve">suggested processing (batch/stream + tool) Sources:  - </w:t>
-      </w:r>
-      <w:r>
-        <w:rPr/>
-        <w:t>Processing</w:t>
+        <w:t>suggested processing (batch/stream + tool) Sources:  - Processing</w:t>
       </w:r>
     </w:p>
     <w:p>
@@ -1002,11 +982,7 @@
       </w:pPr>
       <w:r>
         <w:rPr/>
-        <w:t xml:space="preserve">Relational orders DB (Postgres)  - </w:t>
-      </w:r>
-      <w:r>
-        <w:rPr/>
-        <w:t xml:space="preserve">Ingestion </w:t>
+        <w:t xml:space="preserve">Relational orders DB (Postgres)  - Ingestion </w:t>
       </w:r>
     </w:p>
     <w:p>
@@ -1028,11 +1004,7 @@
       </w:pPr>
       <w:r>
         <w:rPr/>
-        <w:t xml:space="preserve">Vendor CSV product files – </w:t>
-      </w:r>
-      <w:r>
-        <w:rPr/>
-        <w:t xml:space="preserve">Ingestion </w:t>
+        <w:t xml:space="preserve">Vendor CSV product files – Ingestion </w:t>
       </w:r>
     </w:p>
     <w:p>
@@ -1081,7 +1053,12 @@
     <w:p>
       <w:pPr>
         <w:pStyle w:val="BodyText"/>
-        <w:bidi w:val="0"/>
+        <w:tabs>
+          <w:tab w:val="clear" w:pos="709"/>
+          <w:tab w:val="left" w:pos="720" w:leader="none"/>
+        </w:tabs>
+        <w:bidi w:val="0"/>
+        <w:ind w:hanging="283" w:start="720"/>
         <w:jc w:val="start"/>
         <w:rPr/>
       </w:pPr>
@@ -1101,43 +1078,6 @@
       <w:r>
         <w:rPr/>
         <w:t>Lab 6: Design a batch e-commerce pipeline (orders)</w:t>
-      </w:r>
-    </w:p>
-    <w:p>
-      <w:pPr>
-        <w:pStyle w:val="BodyText"/>
-        <w:bidi w:val="0"/>
-        <w:jc w:val="start"/>
-        <w:rPr/>
-      </w:pPr>
-      <w:r>
-        <w:rPr/>
-      </w:r>
-    </w:p>
-    <w:p>
-      <w:pPr>
-        <w:pStyle w:val="BodyText"/>
-        <w:numPr>
-          <w:ilvl w:val="0"/>
-          <w:numId w:val="7"/>
-        </w:numPr>
-        <w:tabs>
-          <w:tab w:val="clear" w:pos="709"/>
-          <w:tab w:val="left" w:pos="709" w:leader="none"/>
-        </w:tabs>
-        <w:bidi w:val="0"/>
-        <w:spacing w:before="0" w:after="0"/>
-        <w:ind w:hanging="283" w:start="709"/>
-        <w:jc w:val="start"/>
-        <w:rPr/>
-      </w:pPr>
-      <w:r>
-        <w:rPr/>
-        <w:t xml:space="preserve">Orders table in Postgres.   --- &gt; </w:t>
-      </w:r>
-      <w:r>
-        <w:rPr/>
-        <w:t xml:space="preserve">Ingestion: </w:t>
       </w:r>
     </w:p>
     <w:p>
@@ -1147,23 +1087,17 @@
           <w:ilvl w:val="0"/>
           <w:numId w:val="0"/>
         </w:numPr>
-        <w:bidi w:val="0"/>
-        <w:spacing w:before="0" w:after="0"/>
-        <w:ind w:hanging="0" w:start="0"/>
-        <w:jc w:val="start"/>
-        <w:rPr/>
-      </w:pPr>
-      <w:r>
-        <w:rPr/>
-        <w:t xml:space="preserve">                                                      </w:t>
-      </w:r>
-      <w:r>
-        <w:rPr/>
-        <w:t>|</w:t>
-      </w:r>
-      <w:r>
-        <w:rPr/>
-        <w:t xml:space="preserve"> </w:t>
+        <w:tabs>
+          <w:tab w:val="left" w:pos="709" w:leader="none"/>
+        </w:tabs>
+        <w:bidi w:val="0"/>
+        <w:spacing w:before="0" w:after="0"/>
+        <w:ind w:hanging="0" w:start="709"/>
+        <w:jc w:val="start"/>
+        <w:rPr/>
+      </w:pPr>
+      <w:r>
+        <w:rPr/>
       </w:r>
     </w:p>
     <w:p>
@@ -1171,21 +1105,20 @@
         <w:pStyle w:val="BodyText"/>
         <w:numPr>
           <w:ilvl w:val="0"/>
-          <w:numId w:val="7"/>
+          <w:numId w:val="0"/>
         </w:numPr>
         <w:tabs>
-          <w:tab w:val="clear" w:pos="709"/>
           <w:tab w:val="left" w:pos="709" w:leader="none"/>
         </w:tabs>
         <w:bidi w:val="0"/>
         <w:spacing w:before="0" w:after="0"/>
-        <w:ind w:hanging="283" w:start="709"/>
-        <w:jc w:val="start"/>
-        <w:rPr/>
-      </w:pPr>
-      <w:r>
-        <w:rPr/>
-        <w:t>Storage data : Bronze landing raw snapshot stored every night at 2,</w:t>
+        <w:ind w:hanging="0" w:start="709"/>
+        <w:jc w:val="start"/>
+        <w:rPr/>
+      </w:pPr>
+      <w:r>
+        <w:rPr/>
+        <w:t xml:space="preserve">Orders table in Postgres.   --- &gt; Ingestion: </w:t>
       </w:r>
     </w:p>
     <w:p>
@@ -1193,21 +1126,21 @@
         <w:pStyle w:val="BodyText"/>
         <w:numPr>
           <w:ilvl w:val="0"/>
-          <w:numId w:val="7"/>
+          <w:numId w:val="0"/>
         </w:numPr>
-        <w:tabs>
-          <w:tab w:val="clear" w:pos="709"/>
-          <w:tab w:val="left" w:pos="709" w:leader="none"/>
-        </w:tabs>
-        <w:bidi w:val="0"/>
-        <w:spacing w:before="0" w:after="0"/>
-        <w:ind w:hanging="283" w:start="709"/>
-        <w:jc w:val="start"/>
-        <w:rPr/>
-      </w:pPr>
-      <w:r>
-        <w:rPr/>
-        <w:t xml:space="preserve">data cleaned and stored as bronze </w:t>
+        <w:bidi w:val="0"/>
+        <w:spacing w:before="0" w:after="0"/>
+        <w:ind w:hanging="0" w:start="0"/>
+        <w:jc w:val="start"/>
+        <w:rPr/>
+      </w:pPr>
+      <w:r>
+        <w:rPr/>
+        <w:t xml:space="preserve">                                                      </w:t>
+      </w:r>
+      <w:r>
+        <w:rPr/>
+        <w:t xml:space="preserve">| </w:t>
       </w:r>
     </w:p>
     <w:p>
@@ -1215,66 +1148,90 @@
         <w:pStyle w:val="BodyText"/>
         <w:numPr>
           <w:ilvl w:val="0"/>
-          <w:numId w:val="7"/>
+          <w:numId w:val="0"/>
         </w:numPr>
-        <w:tabs>
-          <w:tab w:val="clear" w:pos="709"/>
+        <w:bidi w:val="0"/>
+        <w:spacing w:before="0" w:after="0"/>
+        <w:ind w:hanging="0" w:start="0"/>
+        <w:jc w:val="start"/>
+        <w:rPr/>
+      </w:pPr>
+      <w:r>
+        <w:rPr/>
+        <w:t xml:space="preserve">        </w:t>
+      </w:r>
+      <w:r>
+        <w:rPr/>
+        <w:t>Schedule with airflow nifly pushing the data into data Lakes</w:t>
+      </w:r>
+    </w:p>
+    <w:p>
+      <w:pPr>
+        <w:pStyle w:val="BodyText"/>
+        <w:numPr>
+          <w:ilvl w:val="0"/>
+          <w:numId w:val="0"/>
+        </w:numPr>
+        <w:bidi w:val="0"/>
+        <w:spacing w:before="0" w:after="0"/>
+        <w:ind w:hanging="0" w:start="0"/>
+        <w:jc w:val="start"/>
+        <w:rPr/>
+      </w:pPr>
+      <w:r>
+        <w:rPr/>
+        <w:t xml:space="preserve">        </w:t>
+      </w:r>
+      <w:r>
+        <w:rPr/>
+        <w:t xml:space="preserve">Processing or cleaning </w:t>
+      </w:r>
+    </w:p>
+    <w:p>
+      <w:pPr>
+        <w:pStyle w:val="BodyText"/>
+        <w:numPr>
+          <w:ilvl w:val="0"/>
+          <w:numId w:val="0"/>
+        </w:numPr>
+        <w:bidi w:val="0"/>
+        <w:spacing w:before="0" w:after="0"/>
+        <w:ind w:hanging="0" w:start="0"/>
+        <w:jc w:val="start"/>
+        <w:rPr/>
+      </w:pPr>
+      <w:r>
+        <w:rPr/>
+        <w:t xml:space="preserve">        </w:t>
+      </w:r>
+      <w:r>
+        <w:rPr/>
+        <w:t xml:space="preserve">Data is ready for dash board </w:t>
+      </w:r>
+    </w:p>
+    <w:p>
+      <w:pPr>
+        <w:pStyle w:val="BodyText"/>
+        <w:numPr>
+          <w:ilvl w:val="0"/>
+          <w:numId w:val="0"/>
+        </w:numPr>
+        <w:tabs>
           <w:tab w:val="left" w:pos="709" w:leader="none"/>
         </w:tabs>
         <w:bidi w:val="0"/>
         <w:spacing w:before="0" w:after="0"/>
-        <w:ind w:hanging="283" w:start="709"/>
-        <w:jc w:val="start"/>
-        <w:rPr/>
-      </w:pPr>
-      <w:r>
-        <w:rPr/>
-        <w:t xml:space="preserve">Gold data- query for analyst. </w:t>
-      </w:r>
-      <w:r>
-        <w:rPr/>
-        <w:t xml:space="preserve">                                               </w:t>
-      </w:r>
-    </w:p>
-    <w:p>
-      <w:pPr>
-        <w:pStyle w:val="BodyText"/>
-        <w:bidi w:val="0"/>
-        <w:spacing w:before="0" w:after="0"/>
-        <w:jc w:val="start"/>
-        <w:rPr/>
-      </w:pPr>
-      <w:r>
-        <w:rPr/>
-      </w:r>
-    </w:p>
-    <w:p>
-      <w:pPr>
-        <w:pStyle w:val="BodyText"/>
-        <w:bidi w:val="0"/>
-        <w:spacing w:before="0" w:after="0"/>
-        <w:jc w:val="start"/>
-        <w:rPr/>
-      </w:pPr>
-      <w:r>
-        <w:rPr/>
-      </w:r>
-    </w:p>
-    <w:p>
-      <w:pPr>
-        <w:pStyle w:val="Heading2"/>
-        <w:bidi w:val="0"/>
-        <w:spacing w:before="0" w:after="0"/>
-        <w:jc w:val="start"/>
-        <w:rPr/>
-      </w:pPr>
-      <w:r>
-        <w:rPr/>
-      </w:r>
-    </w:p>
-    <w:p>
-      <w:pPr>
-        <w:pStyle w:val="Heading2"/>
+        <w:ind w:hanging="0" w:start="709"/>
+        <w:jc w:val="start"/>
+        <w:rPr/>
+      </w:pPr>
+      <w:r>
+        <w:rPr/>
+      </w:r>
+    </w:p>
+    <w:p>
+      <w:pPr>
+        <w:pStyle w:val="BodyText"/>
         <w:bidi w:val="0"/>
         <w:spacing w:before="0" w:after="0"/>
         <w:jc w:val="start"/>
@@ -1305,6 +1262,29 @@
         <w:bidi w:val="0"/>
         <w:ind w:hanging="0" w:start="0" w:end="0"/>
         <w:jc w:val="start"/>
+        <w:rPr/>
+      </w:pPr>
+      <w:r>
+        <w:rPr/>
+      </w:r>
+    </w:p>
+    <w:p>
+      <w:pPr>
+        <w:pStyle w:val="BodyText"/>
+        <w:bidi w:val="0"/>
+        <w:ind w:hanging="0" w:start="0" w:end="0"/>
+        <w:jc w:val="start"/>
+        <w:rPr/>
+      </w:pPr>
+      <w:r>
+        <w:rPr/>
+        <w:t>Design a streaming pipeline that collects click events from a web app, enriches events with user profile info, computes a rolling 5-minute unique-user metric, and serves to a near-real-time dashboard.</w:t>
+      </w:r>
+    </w:p>
+    <w:p>
+      <w:pPr>
+        <w:pStyle w:val="BodyText"/>
+        <w:ind w:hanging="0" w:start="0" w:end="0"/>
         <w:rPr/>
       </w:pPr>
       <w:r>
@@ -1324,75 +1304,69 @@
       </w:pPr>
       <w:r>
         <w:rPr/>
-        <w:t xml:space="preserve">Web App -&gt; Event Collector </w:t>
-      </w:r>
-    </w:p>
-    <w:p>
-      <w:pPr>
-        <w:pStyle w:val="BodyText"/>
-        <w:bidi w:val="0"/>
-        <w:spacing w:before="0" w:after="0"/>
-        <w:jc w:val="start"/>
-        <w:rPr/>
-      </w:pPr>
-      <w:r>
-        <w:rPr/>
-        <w:t xml:space="preserve">      ↓</w:t>
-      </w:r>
-    </w:p>
-    <w:p>
-      <w:pPr>
-        <w:pStyle w:val="BodyText"/>
-        <w:bidi w:val="0"/>
-        <w:spacing w:before="0" w:after="0"/>
-        <w:jc w:val="start"/>
-        <w:rPr/>
-      </w:pPr>
+        <w:t xml:space="preserve">Web App </w:t>
+      </w:r>
+      <w:r>
+        <w:rPr/>
+        <w:t>(Source)</w:t>
+      </w:r>
+      <w:r>
+        <w:rPr/>
+        <w:t xml:space="preserve">------→   </w:t>
+      </w:r>
+      <w:r>
+        <w:rPr/>
+        <w:t>kafka</w:t>
+      </w:r>
+      <w:r>
+        <w:rPr/>
+        <w:t xml:space="preserve"> -------→ </w:t>
+      </w:r>
+      <w:r>
+        <w:rPr/>
+        <w:t>click events (user profile)</w:t>
+      </w:r>
       <w:r>
         <w:rPr/>
         <w:t xml:space="preserve"> </w:t>
       </w:r>
       <w:r>
         <w:rPr/>
-        <w:t xml:space="preserve">clicks </w:t>
-      </w:r>
-      <w:r>
-        <w:rPr/>
-        <w:t>on web app app</w:t>
-      </w:r>
-    </w:p>
-    <w:p>
-      <w:pPr>
-        <w:pStyle w:val="BodyText"/>
-        <w:bidi w:val="0"/>
-        <w:spacing w:before="0" w:after="0"/>
-        <w:jc w:val="start"/>
-        <w:rPr/>
-      </w:pPr>
-      <w:r>
-        <w:rPr/>
-        <w:t xml:space="preserve">      ↓</w:t>
-      </w:r>
-    </w:p>
-    <w:p>
-      <w:pPr>
-        <w:pStyle w:val="BodyText"/>
-        <w:bidi w:val="0"/>
-        <w:spacing w:before="0" w:after="0"/>
-        <w:jc w:val="start"/>
-        <w:rPr/>
-      </w:pPr>
-      <w:r>
-        <w:rPr/>
-        <w:t>Stream</w:t>
-      </w:r>
-      <w:r>
-        <w:rPr/>
-        <w:t xml:space="preserve">ing </w:t>
-      </w:r>
-      <w:r>
-        <w:rPr/>
-        <w:t xml:space="preserve"> Processor </w:t>
+        <w:t>[NoSQL DB (Redis)]</w:t>
+      </w:r>
+    </w:p>
+    <w:p>
+      <w:pPr>
+        <w:pStyle w:val="BodyText"/>
+        <w:bidi w:val="0"/>
+        <w:spacing w:before="0" w:after="0"/>
+        <w:jc w:val="start"/>
+        <w:rPr/>
+      </w:pPr>
+      <w:r>
+        <w:rPr/>
+        <w:t xml:space="preserve">      ↓                     </w:t>
+      </w:r>
+      <w:r>
+        <w:rPr/>
+        <w:t>[run every 5 minutes ]</w:t>
+      </w:r>
+    </w:p>
+    <w:p>
+      <w:pPr>
+        <w:pStyle w:val="BodyText"/>
+        <w:bidi w:val="0"/>
+        <w:spacing w:before="0" w:after="0"/>
+        <w:jc w:val="start"/>
+        <w:rPr/>
+      </w:pPr>
+      <w:r>
+        <w:rPr/>
+        <w:t xml:space="preserve"> </w:t>
+      </w:r>
+      <w:r>
+        <w:rPr/>
+        <w:t xml:space="preserve">------→ Streaming  Processor </w:t>
       </w:r>
     </w:p>
     <w:p>
@@ -1426,71 +1400,7 @@
       </w:r>
       <w:r>
         <w:rPr/>
-        <w:t xml:space="preserve">- Compute 5-minute rolling unique users </w:t>
-      </w:r>
-    </w:p>
-    <w:p>
-      <w:pPr>
-        <w:pStyle w:val="BodyText"/>
-        <w:bidi w:val="0"/>
-        <w:spacing w:before="0" w:after="0"/>
-        <w:jc w:val="start"/>
-        <w:rPr/>
-      </w:pPr>
-      <w:r>
-        <w:rPr/>
-        <w:t xml:space="preserve">      ↓</w:t>
-      </w:r>
-    </w:p>
-    <w:p>
-      <w:pPr>
-        <w:pStyle w:val="BodyText"/>
-        <w:bidi w:val="0"/>
-        <w:spacing w:before="0" w:after="0"/>
-        <w:jc w:val="start"/>
-        <w:rPr/>
-      </w:pPr>
-      <w:r>
-        <w:rPr/>
-        <w:t>Real-time Store for dashboard</w:t>
-      </w:r>
-    </w:p>
-    <w:p>
-      <w:pPr>
-        <w:pStyle w:val="BodyText"/>
-        <w:bidi w:val="0"/>
-        <w:spacing w:before="0" w:after="0"/>
-        <w:jc w:val="start"/>
-        <w:rPr/>
-      </w:pPr>
-      <w:r>
-        <w:rPr/>
-        <w:t xml:space="preserve">      ↓</w:t>
-      </w:r>
-    </w:p>
-    <w:p>
-      <w:pPr>
-        <w:pStyle w:val="BodyText"/>
-        <w:bidi w:val="0"/>
-        <w:spacing w:before="0" w:after="0"/>
-        <w:jc w:val="start"/>
-        <w:rPr/>
-      </w:pPr>
-      <w:r>
-        <w:rPr/>
-        <w:t>Long-term storage: Parquet in S3 (partitioned)</w:t>
-      </w:r>
-    </w:p>
-    <w:p>
-      <w:pPr>
-        <w:pStyle w:val="BodyText"/>
-        <w:bidi w:val="0"/>
-        <w:spacing w:before="0" w:after="0"/>
-        <w:jc w:val="start"/>
-        <w:rPr/>
-      </w:pPr>
-      <w:r>
-        <w:rPr/>
+        <w:t>- Compute 5-minute rolling unique users ----- &gt; Real-time Store for dashboard</w:t>
       </w:r>
     </w:p>
     <w:p>
@@ -1517,44 +1427,141 @@
       <w:bookmarkEnd w:id="11"/>
       <w:r>
         <w:rPr/>
-        <w:t xml:space="preserve">Lab </w:t>
-      </w:r>
-      <w:r>
-        <w:rPr/>
-        <w:t>8</w:t>
-      </w:r>
-      <w:r>
-        <w:rPr/>
-        <w:t>:</w:t>
-      </w:r>
-      <w:r>
-        <w:rPr/>
-        <w:t xml:space="preserve">Choose ingestion tools for APIs, files and logs. </w:t>
-      </w:r>
-    </w:p>
-    <w:p>
-      <w:pPr>
-        <w:pStyle w:val="BodyText"/>
-        <w:bidi w:val="0"/>
-        <w:spacing w:before="0" w:after="0"/>
-        <w:jc w:val="start"/>
-        <w:rPr/>
-      </w:pPr>
-      <w:r>
-        <w:rPr/>
-      </w:r>
-    </w:p>
-    <w:p>
-      <w:pPr>
-        <w:pStyle w:val="BodyText"/>
-        <w:bidi w:val="0"/>
-        <w:spacing w:before="0" w:after="0"/>
-        <w:jc w:val="start"/>
-        <w:rPr/>
-      </w:pPr>
-      <w:r>
-        <w:rPr/>
-      </w:r>
+        <w:t xml:space="preserve">Lab 8:Choose ingestion tools for APIs, files and logs. </w:t>
+      </w:r>
+    </w:p>
+    <w:p>
+      <w:pPr>
+        <w:pStyle w:val="BodyText"/>
+        <w:bidi w:val="0"/>
+        <w:spacing w:before="0" w:after="0"/>
+        <w:jc w:val="start"/>
+        <w:rPr/>
+      </w:pPr>
+      <w:r>
+        <w:rPr/>
+      </w:r>
+    </w:p>
+    <w:p>
+      <w:pPr>
+        <w:pStyle w:val="BodyText"/>
+        <w:bidi w:val="0"/>
+        <w:spacing w:before="0" w:after="0"/>
+        <w:jc w:val="start"/>
+        <w:rPr/>
+      </w:pPr>
+      <w:r>
+        <w:rPr/>
+      </w:r>
+    </w:p>
+    <w:p>
+      <w:pPr>
+        <w:pStyle w:val="Heading3"/>
+        <w:bidi w:val="0"/>
+        <w:spacing w:before="0" w:after="0"/>
+        <w:jc w:val="start"/>
+        <w:rPr/>
+      </w:pPr>
+      <w:bookmarkStart w:id="12" w:name="problem-statement-7"/>
+      <w:bookmarkEnd w:id="12"/>
+      <w:r>
+        <w:rPr/>
+        <w:t>Problem Statement</w:t>
+      </w:r>
+    </w:p>
+    <w:p>
+      <w:pPr>
+        <w:pStyle w:val="BodyText"/>
+        <w:rPr/>
+      </w:pPr>
+      <w:r>
+        <w:rPr/>
+        <w:t>For each ingestion source, choose one ingestion tool and justify it:</w:t>
+      </w:r>
+    </w:p>
+    <w:p>
+      <w:pPr>
+        <w:pStyle w:val="BodyText"/>
+        <w:numPr>
+          <w:ilvl w:val="0"/>
+          <w:numId w:val="8"/>
+        </w:numPr>
+        <w:tabs>
+          <w:tab w:val="clear" w:pos="709"/>
+          <w:tab w:val="left" w:pos="0" w:leader="none"/>
+        </w:tabs>
+        <w:spacing w:before="0" w:after="0"/>
+        <w:ind w:hanging="283" w:start="709"/>
+        <w:rPr/>
+      </w:pPr>
+      <w:r>
+        <w:rPr/>
+        <w:t xml:space="preserve">Third-party REST API with hourly updates (rate-limited) – </w:t>
+      </w:r>
+      <w:r>
+        <w:rPr/>
+        <w:t xml:space="preserve">nify, because you can schedule and a good ingestion tool </w:t>
+      </w:r>
+    </w:p>
+    <w:p>
+      <w:pPr>
+        <w:pStyle w:val="BodyText"/>
+        <w:numPr>
+          <w:ilvl w:val="0"/>
+          <w:numId w:val="8"/>
+        </w:numPr>
+        <w:tabs>
+          <w:tab w:val="clear" w:pos="709"/>
+          <w:tab w:val="left" w:pos="0" w:leader="none"/>
+        </w:tabs>
+        <w:spacing w:before="0" w:after="0"/>
+        <w:ind w:hanging="283" w:start="709"/>
+        <w:rPr/>
+      </w:pPr>
+      <w:r>
+        <w:rPr/>
+        <w:t xml:space="preserve">Daily FTP drop of large CSVs (multi-GB).  ----- </w:t>
+      </w:r>
+      <w:r>
+        <w:rPr/>
+        <w:t>spark, similar python but more efficient</w:t>
+      </w:r>
+    </w:p>
+    <w:p>
+      <w:pPr>
+        <w:pStyle w:val="BodyText"/>
+        <w:numPr>
+          <w:ilvl w:val="0"/>
+          <w:numId w:val="8"/>
+        </w:numPr>
+        <w:tabs>
+          <w:tab w:val="clear" w:pos="709"/>
+          <w:tab w:val="left" w:pos="0" w:leader="none"/>
+        </w:tabs>
+        <w:ind w:hanging="283" w:start="709"/>
+        <w:rPr/>
+      </w:pPr>
+      <w:r>
+        <w:rPr/>
+        <w:t xml:space="preserve">High-volume application logs written to files on many servers. ------ </w:t>
+      </w:r>
+      <w:r>
+        <w:rPr/>
+        <w:t xml:space="preserve">Kafka </w:t>
+      </w:r>
+    </w:p>
+    <w:p>
+      <w:pPr>
+        <w:pStyle w:val="BodyText"/>
+        <w:ind w:hanging="0" w:start="0" w:end="0"/>
+        <w:rPr/>
+      </w:pPr>
+      <w:r>
+        <w:rPr/>
+      </w:r>
+      <w:bookmarkStart w:id="13" w:name="expected-output-format-7"/>
+      <w:bookmarkStart w:id="14" w:name="expected-output-format-7"/>
+      <w:bookmarkEnd w:id="14"/>
     </w:p>
     <w:p>
       <w:pPr>
@@ -1575,6 +1582,7 @@
       <w:pgNumType w:fmt="decimal"/>
       <w:formProt w:val="false"/>
       <w:textDirection w:val="lrTb"/>
+      <w:docGrid w:type="default" w:linePitch="100" w:charSpace="0"/>
     </w:sectPr>
   </w:body>
 </w:document>
@@ -1609,6 +1617,7 @@
         </w:tabs>
         <w:ind w:start="1080" w:hanging="360"/>
       </w:pPr>
+      <w:rPr/>
     </w:lvl>
     <w:lvl w:ilvl="2">
       <w:start w:val="1"/>
@@ -1621,6 +1630,7 @@
         </w:tabs>
         <w:ind w:start="1440" w:hanging="360"/>
       </w:pPr>
+      <w:rPr/>
     </w:lvl>
     <w:lvl w:ilvl="3">
       <w:start w:val="1"/>
@@ -1633,6 +1643,7 @@
         </w:tabs>
         <w:ind w:start="1800" w:hanging="360"/>
       </w:pPr>
+      <w:rPr/>
     </w:lvl>
     <w:lvl w:ilvl="4">
       <w:start w:val="1"/>
@@ -1645,6 +1656,7 @@
         </w:tabs>
         <w:ind w:start="2160" w:hanging="360"/>
       </w:pPr>
+      <w:rPr/>
     </w:lvl>
     <w:lvl w:ilvl="5">
       <w:start w:val="1"/>
@@ -1657,6 +1669,7 @@
         </w:tabs>
         <w:ind w:start="2520" w:hanging="360"/>
       </w:pPr>
+      <w:rPr/>
     </w:lvl>
     <w:lvl w:ilvl="6">
       <w:start w:val="1"/>
@@ -1669,6 +1682,7 @@
         </w:tabs>
         <w:ind w:start="2880" w:hanging="360"/>
       </w:pPr>
+      <w:rPr/>
     </w:lvl>
     <w:lvl w:ilvl="7">
       <w:start w:val="1"/>
@@ -1681,6 +1695,7 @@
         </w:tabs>
         <w:ind w:start="3240" w:hanging="360"/>
       </w:pPr>
+      <w:rPr/>
     </w:lvl>
     <w:lvl w:ilvl="8">
       <w:start w:val="1"/>
@@ -1693,6 +1708,7 @@
         </w:tabs>
         <w:ind w:start="3600" w:hanging="360"/>
       </w:pPr>
+      <w:rPr/>
     </w:lvl>
   </w:abstractNum>
   <w:abstractNum w:abstractNumId="2">
@@ -1722,6 +1738,7 @@
         </w:tabs>
         <w:ind w:start="1080" w:hanging="360"/>
       </w:pPr>
+      <w:rPr/>
     </w:lvl>
     <w:lvl w:ilvl="2">
       <w:start w:val="1"/>
@@ -1734,6 +1751,7 @@
         </w:tabs>
         <w:ind w:start="1440" w:hanging="360"/>
       </w:pPr>
+      <w:rPr/>
     </w:lvl>
     <w:lvl w:ilvl="3">
       <w:start w:val="1"/>
@@ -1746,6 +1764,7 @@
         </w:tabs>
         <w:ind w:start="1800" w:hanging="360"/>
       </w:pPr>
+      <w:rPr/>
     </w:lvl>
     <w:lvl w:ilvl="4">
       <w:start w:val="1"/>
@@ -1758,6 +1777,7 @@
         </w:tabs>
         <w:ind w:start="2160" w:hanging="360"/>
       </w:pPr>
+      <w:rPr/>
     </w:lvl>
     <w:lvl w:ilvl="5">
       <w:start w:val="1"/>
@@ -1770,6 +1790,7 @@
         </w:tabs>
         <w:ind w:start="2520" w:hanging="360"/>
       </w:pPr>
+      <w:rPr/>
     </w:lvl>
     <w:lvl w:ilvl="6">
       <w:start w:val="1"/>
@@ -1782,6 +1803,7 @@
         </w:tabs>
         <w:ind w:start="2880" w:hanging="360"/>
       </w:pPr>
+      <w:rPr/>
     </w:lvl>
     <w:lvl w:ilvl="7">
       <w:start w:val="1"/>
@@ -1794,6 +1816,7 @@
         </w:tabs>
         <w:ind w:start="3240" w:hanging="360"/>
       </w:pPr>
+      <w:rPr/>
     </w:lvl>
     <w:lvl w:ilvl="8">
       <w:start w:val="1"/>
@@ -1806,6 +1829,7 @@
         </w:tabs>
         <w:ind w:start="3600" w:hanging="360"/>
       </w:pPr>
+      <w:rPr/>
     </w:lvl>
   </w:abstractNum>
   <w:abstractNum w:abstractNumId="3">
@@ -1835,6 +1859,7 @@
         </w:tabs>
         <w:ind w:start="1080" w:hanging="360"/>
       </w:pPr>
+      <w:rPr/>
     </w:lvl>
     <w:lvl w:ilvl="2">
       <w:start w:val="1"/>
@@ -1847,6 +1872,7 @@
         </w:tabs>
         <w:ind w:start="1440" w:hanging="360"/>
       </w:pPr>
+      <w:rPr/>
     </w:lvl>
     <w:lvl w:ilvl="3">
       <w:start w:val="1"/>
@@ -1859,6 +1885,7 @@
         </w:tabs>
         <w:ind w:start="1800" w:hanging="360"/>
       </w:pPr>
+      <w:rPr/>
     </w:lvl>
     <w:lvl w:ilvl="4">
       <w:start w:val="1"/>
@@ -1871,6 +1898,7 @@
         </w:tabs>
         <w:ind w:start="2160" w:hanging="360"/>
       </w:pPr>
+      <w:rPr/>
     </w:lvl>
     <w:lvl w:ilvl="5">
       <w:start w:val="1"/>
@@ -1883,6 +1911,7 @@
         </w:tabs>
         <w:ind w:start="2520" w:hanging="360"/>
       </w:pPr>
+      <w:rPr/>
     </w:lvl>
     <w:lvl w:ilvl="6">
       <w:start w:val="1"/>
@@ -1895,6 +1924,7 @@
         </w:tabs>
         <w:ind w:start="2880" w:hanging="360"/>
       </w:pPr>
+      <w:rPr/>
     </w:lvl>
     <w:lvl w:ilvl="7">
       <w:start w:val="1"/>
@@ -1907,6 +1937,7 @@
         </w:tabs>
         <w:ind w:start="3240" w:hanging="360"/>
       </w:pPr>
+      <w:rPr/>
     </w:lvl>
     <w:lvl w:ilvl="8">
       <w:start w:val="1"/>
@@ -1919,6 +1950,7 @@
         </w:tabs>
         <w:ind w:start="3600" w:hanging="360"/>
       </w:pPr>
+      <w:rPr/>
     </w:lvl>
   </w:abstractNum>
   <w:abstractNum w:abstractNumId="4">
@@ -1948,6 +1980,7 @@
         </w:tabs>
         <w:ind w:start="1080" w:hanging="360"/>
       </w:pPr>
+      <w:rPr/>
     </w:lvl>
     <w:lvl w:ilvl="2">
       <w:start w:val="1"/>
@@ -1960,6 +1993,7 @@
         </w:tabs>
         <w:ind w:start="1440" w:hanging="360"/>
       </w:pPr>
+      <w:rPr/>
     </w:lvl>
     <w:lvl w:ilvl="3">
       <w:start w:val="1"/>
@@ -1972,6 +2006,7 @@
         </w:tabs>
         <w:ind w:start="1800" w:hanging="360"/>
       </w:pPr>
+      <w:rPr/>
     </w:lvl>
     <w:lvl w:ilvl="4">
       <w:start w:val="1"/>
@@ -1984,6 +2019,7 @@
         </w:tabs>
         <w:ind w:start="2160" w:hanging="360"/>
       </w:pPr>
+      <w:rPr/>
     </w:lvl>
     <w:lvl w:ilvl="5">
       <w:start w:val="1"/>
@@ -1996,6 +2032,7 @@
         </w:tabs>
         <w:ind w:start="2520" w:hanging="360"/>
       </w:pPr>
+      <w:rPr/>
     </w:lvl>
     <w:lvl w:ilvl="6">
       <w:start w:val="1"/>
@@ -2008,6 +2045,7 @@
         </w:tabs>
         <w:ind w:start="2880" w:hanging="360"/>
       </w:pPr>
+      <w:rPr/>
     </w:lvl>
     <w:lvl w:ilvl="7">
       <w:start w:val="1"/>
@@ -2020,6 +2058,7 @@
         </w:tabs>
         <w:ind w:start="3240" w:hanging="360"/>
       </w:pPr>
+      <w:rPr/>
     </w:lvl>
     <w:lvl w:ilvl="8">
       <w:start w:val="1"/>
@@ -2032,6 +2071,7 @@
         </w:tabs>
         <w:ind w:start="3600" w:hanging="360"/>
       </w:pPr>
+      <w:rPr/>
     </w:lvl>
   </w:abstractNum>
   <w:abstractNum w:abstractNumId="5">
@@ -2061,6 +2101,7 @@
         </w:tabs>
         <w:ind w:start="1080" w:hanging="360"/>
       </w:pPr>
+      <w:rPr/>
     </w:lvl>
     <w:lvl w:ilvl="2">
       <w:start w:val="1"/>
@@ -2073,6 +2114,7 @@
         </w:tabs>
         <w:ind w:start="1440" w:hanging="360"/>
       </w:pPr>
+      <w:rPr/>
     </w:lvl>
     <w:lvl w:ilvl="3">
       <w:start w:val="1"/>
@@ -2085,6 +2127,7 @@
         </w:tabs>
         <w:ind w:start="1800" w:hanging="360"/>
       </w:pPr>
+      <w:rPr/>
     </w:lvl>
     <w:lvl w:ilvl="4">
       <w:start w:val="1"/>
@@ -2097,6 +2140,7 @@
         </w:tabs>
         <w:ind w:start="2160" w:hanging="360"/>
       </w:pPr>
+      <w:rPr/>
     </w:lvl>
     <w:lvl w:ilvl="5">
       <w:start w:val="1"/>
@@ -2109,6 +2153,7 @@
         </w:tabs>
         <w:ind w:start="2520" w:hanging="360"/>
       </w:pPr>
+      <w:rPr/>
     </w:lvl>
     <w:lvl w:ilvl="6">
       <w:start w:val="1"/>
@@ -2121,6 +2166,7 @@
         </w:tabs>
         <w:ind w:start="2880" w:hanging="360"/>
       </w:pPr>
+      <w:rPr/>
     </w:lvl>
     <w:lvl w:ilvl="7">
       <w:start w:val="1"/>
@@ -2133,6 +2179,7 @@
         </w:tabs>
         <w:ind w:start="3240" w:hanging="360"/>
       </w:pPr>
+      <w:rPr/>
     </w:lvl>
     <w:lvl w:ilvl="8">
       <w:start w:val="1"/>
@@ -2145,6 +2192,7 @@
         </w:tabs>
         <w:ind w:start="3600" w:hanging="360"/>
       </w:pPr>
+      <w:rPr/>
     </w:lvl>
   </w:abstractNum>
   <w:abstractNum w:abstractNumId="6">
@@ -2424,6 +2472,125 @@
   <w:abstractNum w:abstractNumId="8">
     <w:lvl w:ilvl="0">
       <w:start w:val="1"/>
+      <w:numFmt w:val="decimal"/>
+      <w:lvlText w:val="%1."/>
+      <w:lvlJc w:val="start"/>
+      <w:pPr>
+        <w:tabs>
+          <w:tab w:val="num" w:pos="709"/>
+        </w:tabs>
+        <w:ind w:start="709" w:hanging="283"/>
+      </w:pPr>
+      <w:rPr/>
+    </w:lvl>
+    <w:lvl w:ilvl="1">
+      <w:start w:val="1"/>
+      <w:numFmt w:val="decimal"/>
+      <w:lvlText w:val="%2."/>
+      <w:lvlJc w:val="start"/>
+      <w:pPr>
+        <w:tabs>
+          <w:tab w:val="num" w:pos="1418"/>
+        </w:tabs>
+        <w:ind w:start="1418" w:hanging="283"/>
+      </w:pPr>
+      <w:rPr/>
+    </w:lvl>
+    <w:lvl w:ilvl="2">
+      <w:start w:val="1"/>
+      <w:numFmt w:val="decimal"/>
+      <w:lvlText w:val="%3."/>
+      <w:lvlJc w:val="start"/>
+      <w:pPr>
+        <w:tabs>
+          <w:tab w:val="num" w:pos="2127"/>
+        </w:tabs>
+        <w:ind w:start="2127" w:hanging="283"/>
+      </w:pPr>
+      <w:rPr/>
+    </w:lvl>
+    <w:lvl w:ilvl="3">
+      <w:start w:val="1"/>
+      <w:numFmt w:val="decimal"/>
+      <w:lvlText w:val="%4."/>
+      <w:lvlJc w:val="start"/>
+      <w:pPr>
+        <w:tabs>
+          <w:tab w:val="num" w:pos="2836"/>
+        </w:tabs>
+        <w:ind w:start="2836" w:hanging="283"/>
+      </w:pPr>
+      <w:rPr/>
+    </w:lvl>
+    <w:lvl w:ilvl="4">
+      <w:start w:val="1"/>
+      <w:numFmt w:val="decimal"/>
+      <w:lvlText w:val="%5."/>
+      <w:lvlJc w:val="start"/>
+      <w:pPr>
+        <w:tabs>
+          <w:tab w:val="num" w:pos="3545"/>
+        </w:tabs>
+        <w:ind w:start="3545" w:hanging="283"/>
+      </w:pPr>
+      <w:rPr/>
+    </w:lvl>
+    <w:lvl w:ilvl="5">
+      <w:start w:val="1"/>
+      <w:numFmt w:val="decimal"/>
+      <w:lvlText w:val="%6."/>
+      <w:lvlJc w:val="start"/>
+      <w:pPr>
+        <w:tabs>
+          <w:tab w:val="num" w:pos="4254"/>
+        </w:tabs>
+        <w:ind w:start="4254" w:hanging="283"/>
+      </w:pPr>
+      <w:rPr/>
+    </w:lvl>
+    <w:lvl w:ilvl="6">
+      <w:start w:val="1"/>
+      <w:numFmt w:val="decimal"/>
+      <w:lvlText w:val="%7."/>
+      <w:lvlJc w:val="start"/>
+      <w:pPr>
+        <w:tabs>
+          <w:tab w:val="num" w:pos="4963"/>
+        </w:tabs>
+        <w:ind w:start="4963" w:hanging="283"/>
+      </w:pPr>
+      <w:rPr/>
+    </w:lvl>
+    <w:lvl w:ilvl="7">
+      <w:start w:val="1"/>
+      <w:numFmt w:val="decimal"/>
+      <w:lvlText w:val="%8."/>
+      <w:lvlJc w:val="start"/>
+      <w:pPr>
+        <w:tabs>
+          <w:tab w:val="num" w:pos="5672"/>
+        </w:tabs>
+        <w:ind w:start="5672" w:hanging="283"/>
+      </w:pPr>
+      <w:rPr/>
+    </w:lvl>
+    <w:lvl w:ilvl="8">
+      <w:start w:val="1"/>
+      <w:numFmt w:val="decimal"/>
+      <w:lvlText w:val="%9."/>
+      <w:lvlJc w:val="start"/>
+      <w:pPr>
+        <w:tabs>
+          <w:tab w:val="num" w:pos="6381"/>
+        </w:tabs>
+        <w:ind w:start="6381" w:hanging="283"/>
+      </w:pPr>
+      <w:rPr/>
+    </w:lvl>
+  </w:abstractNum>
+  <w:abstractNum w:abstractNumId="9">
+    <w:lvl w:ilvl="0">
+      <w:start w:val="1"/>
       <w:numFmt w:val="none"/>
       <w:suff w:val="nothing"/>
       <w:lvlText w:val=""/>
@@ -2437,7 +2604,6 @@
     </w:lvl>
     <w:lvl w:ilvl="1">
       <w:start w:val="1"/>
-      <w:pStyle w:val="Heading2"/>
       <w:numFmt w:val="none"/>
       <w:suff w:val="nothing"/>
       <w:lvlText w:val=""/>
@@ -2451,7 +2617,6 @@
     </w:lvl>
     <w:lvl w:ilvl="2">
       <w:start w:val="1"/>
-      <w:pStyle w:val="Heading3"/>
       <w:numFmt w:val="none"/>
       <w:suff w:val="nothing"/>
       <w:lvlText w:val=""/>
@@ -2566,6 +2731,9 @@
   <w:num w:numId="8">
     <w:abstractNumId w:val="8"/>
   </w:num>
+  <w:num w:numId="9">
+    <w:abstractNumId w:val="9"/>
+  </w:num>
 </w:numbering>
 </file>
 
@@ -2583,7 +2751,6 @@
     </w:rPrDefault>
     <w:pPrDefault>
       <w:pPr>
-        <w:widowControl/>
         <w:suppressAutoHyphens w:val="true"/>
       </w:pPr>
     </w:pPrDefault>
@@ -2593,7 +2760,10 @@
     <w:qFormat/>
     <w:pPr>
       <w:widowControl/>
+      <w:suppressAutoHyphens w:val="true"/>
       <w:bidi w:val="0"/>
+      <w:spacing w:before="0" w:after="0"/>
+      <w:jc w:val="start"/>
     </w:pPr>
     <w:rPr>
       <w:rFonts w:ascii="Liberation Serif" w:hAnsi="Liberation Serif" w:eastAsia="Noto Serif CJK SC" w:cs="Noto Sans Bengali"/>
@@ -2644,6 +2814,11 @@
     <w:rPr>
       <w:rFonts w:ascii="OpenSymbol" w:hAnsi="OpenSymbol" w:eastAsia="OpenSymbol" w:cs="OpenSymbol"/>
     </w:rPr>
+  </w:style>
+  <w:style w:type="character" w:styleId="NumberingSymbols">
+    <w:name w:val="Numbering Symbols"/>
+    <w:qFormat/>
+    <w:rPr/>
   </w:style>
   <w:style w:type="paragraph" w:styleId="Heading">
     <w:name w:val="Heading"/>
